--- a/assets/SF-11 temp.docx
+++ b/assets/SF-11 temp.docx
@@ -1,6 +1,6 @@
 
 <file path=word/document.xml><?xml version="1.0" encoding="utf-8"?>
-<w:document xmlns:wpc="http://schemas.microsoft.com/office/word/2010/wordprocessingCanvas" xmlns:cx="http://schemas.microsoft.com/office/drawing/2014/chartex" xmlns:mc="http://schemas.openxmlformats.org/markup-compatibility/2006" xmlns:o="urn:schemas-microsoft-com:office:office" xmlns:r="http://schemas.openxmlformats.org/officeDocument/2006/relationships" xmlns:m="http://schemas.openxmlformats.org/officeDocument/2006/math" xmlns:v="urn:schemas-microsoft-com:vml" xmlns:wp14="http://schemas.microsoft.com/office/word/2010/wordprocessingDrawing" xmlns:wp="http://schemas.openxmlformats.org/drawingml/2006/wordprocessingDrawing" xmlns:w10="urn:schemas-microsoft-com:office:word" xmlns:w="http://schemas.openxmlformats.org/wordprocessingml/2006/main" xmlns:w14="http://schemas.microsoft.com/office/word/2010/wordml" xmlns:w15="http://schemas.microsoft.com/office/word/2012/wordml" xmlns:w16se="http://schemas.microsoft.com/office/word/2015/wordml/symex" xmlns:wpg="http://schemas.microsoft.com/office/word/2010/wordprocessingGroup" xmlns:wpi="http://schemas.microsoft.com/office/word/2010/wordprocessingInk" xmlns:wne="http://schemas.microsoft.com/office/word/2006/wordml" xmlns:wps="http://schemas.microsoft.com/office/word/2010/wordprocessingShape" mc:Ignorable="w14 w15 w16se wp14">
+<w:document xmlns:wpc="http://schemas.microsoft.com/office/word/2010/wordprocessingCanvas" xmlns:cx="http://schemas.microsoft.com/office/drawing/2014/chartex" xmlns:cx1="http://schemas.microsoft.com/office/drawing/2015/9/8/chartex" xmlns:cx2="http://schemas.microsoft.com/office/drawing/2015/10/21/chartex" xmlns:cx3="http://schemas.microsoft.com/office/drawing/2016/5/9/chartex" xmlns:cx4="http://schemas.microsoft.com/office/drawing/2016/5/10/chartex" xmlns:cx5="http://schemas.microsoft.com/office/drawing/2016/5/11/chartex" xmlns:cx6="http://schemas.microsoft.com/office/drawing/2016/5/12/chartex" xmlns:cx7="http://schemas.microsoft.com/office/drawing/2016/5/13/chartex" xmlns:cx8="http://schemas.microsoft.com/office/drawing/2016/5/14/chartex" xmlns:mc="http://schemas.openxmlformats.org/markup-compatibility/2006" xmlns:aink="http://schemas.microsoft.com/office/drawing/2016/ink" xmlns:am3d="http://schemas.microsoft.com/office/drawing/2017/model3d" xmlns:o="urn:schemas-microsoft-com:office:office" xmlns:oel="http://schemas.microsoft.com/office/2019/extlst" xmlns:r="http://schemas.openxmlformats.org/officeDocument/2006/relationships" xmlns:m="http://schemas.openxmlformats.org/officeDocument/2006/math" xmlns:v="urn:schemas-microsoft-com:vml" xmlns:wp14="http://schemas.microsoft.com/office/word/2010/wordprocessingDrawing" xmlns:wp="http://schemas.openxmlformats.org/drawingml/2006/wordprocessingDrawing" xmlns:w10="urn:schemas-microsoft-com:office:word" xmlns:w="http://schemas.openxmlformats.org/wordprocessingml/2006/main" xmlns:w14="http://schemas.microsoft.com/office/word/2010/wordml" xmlns:w15="http://schemas.microsoft.com/office/word/2012/wordml" xmlns:w16cex="http://schemas.microsoft.com/office/word/2018/wordml/cex" xmlns:w16cid="http://schemas.microsoft.com/office/word/2016/wordml/cid" xmlns:w16="http://schemas.microsoft.com/office/word/2018/wordml" xmlns:w16du="http://schemas.microsoft.com/office/word/2023/wordml/word16du" xmlns:w16sdtdh="http://schemas.microsoft.com/office/word/2020/wordml/sdtdatahash" xmlns:w16sdtfl="http://schemas.microsoft.com/office/word/2024/wordml/sdtformatlock" xmlns:w16se="http://schemas.microsoft.com/office/word/2015/wordml/symex" xmlns:wpg="http://schemas.microsoft.com/office/word/2010/wordprocessingGroup" xmlns:wpi="http://schemas.microsoft.com/office/word/2010/wordprocessingInk" xmlns:wne="http://schemas.microsoft.com/office/word/2006/wordml" xmlns:wps="http://schemas.microsoft.com/office/word/2010/wordprocessingShape" mc:Ignorable="w14 w15 w16se w16cid w16 w16cex w16sdtdh w16sdtfl w16du wp14">
   <w:body>
     <w:p>
       <w:pPr>
@@ -13,7 +13,7 @@
       </w:pPr>
       <w:r>
         <w:rPr>
-          <w:rFonts w:ascii="Arimo" w:eastAsia="Arimo" w:hAnsi="Arimo" w:cs="Arimo"/>
+          <w:rFonts w:ascii="Mangal" w:eastAsia="Arimo" w:hAnsi="Mangal" w:hint="cs"/>
           <w:color w:val="000000" w:themeColor="text1"/>
         </w:rPr>
         <w:tab/>
@@ -469,7 +469,6 @@
         </w:rPr>
         <w:t>.(</w:t>
       </w:r>
-      <w:proofErr w:type="spellStart"/>
       <w:r>
         <w:rPr>
           <w:rFonts w:ascii="Kokila" w:hAnsi="Kokila" w:cs="Kokila"/>
@@ -480,7 +479,6 @@
         </w:rPr>
         <w:t>D&amp;A</w:t>
       </w:r>
-      <w:proofErr w:type="spellEnd"/>
       <w:r>
         <w:rPr>
           <w:rFonts w:ascii="Kokila" w:hAnsi="Kokila" w:cs="Kokila"/>
@@ -493,7 +491,6 @@
         </w:rPr>
         <w:t xml:space="preserve">) </w:t>
       </w:r>
-      <w:proofErr w:type="spellStart"/>
       <w:r>
         <w:rPr>
           <w:rFonts w:ascii="Kokila" w:hAnsi="Kokila" w:cs="Kokila"/>
@@ -504,7 +501,6 @@
         </w:rPr>
         <w:t>RULES,1968</w:t>
       </w:r>
-      <w:proofErr w:type="spellEnd"/>
       <w:r>
         <w:rPr>
           <w:rFonts w:ascii="Kokila" w:hAnsi="Kokila" w:cs="Kokila"/>
@@ -522,7 +518,7 @@
       <w:pPr>
         <w:spacing w:after="0" w:line="240" w:lineRule="auto"/>
         <w:rPr>
-          <w:rFonts w:ascii="Kokila" w:eastAsia="Palanquin Dark" w:hAnsi="Kokila" w:cs="Kokila" w:hint="cs"/>
+          <w:rFonts w:ascii="Kokila" w:eastAsia="Palanquin Dark" w:hAnsi="Kokila" w:cs="Kokila"/>
           <w:b/>
           <w:color w:val="000000" w:themeColor="text1"/>
           <w:sz w:val="28"/>
@@ -651,6 +647,7 @@
         </w:rPr>
         <w:t>./</w:t>
       </w:r>
+      <w:proofErr w:type="spellStart"/>
       <w:r>
         <w:rPr>
           <w:rFonts w:ascii="Kokila" w:eastAsia="Palanquin Dark" w:hAnsi="Kokila" w:cs="Kokila" w:hint="cs"/>
@@ -662,7 +659,49 @@
           <w:cs/>
           <w:lang w:val="en-US"/>
         </w:rPr>
-        <w:t>स्‍टॉफ/मानक फॉर्म/</w:t>
+        <w:t>स्‍टॉफ</w:t>
+      </w:r>
+      <w:proofErr w:type="spellEnd"/>
+      <w:r>
+        <w:rPr>
+          <w:rFonts w:ascii="Kokila" w:eastAsia="Palanquin Dark" w:hAnsi="Kokila" w:cs="Kokila" w:hint="cs"/>
+          <w:b/>
+          <w:bCs/>
+          <w:color w:val="000000" w:themeColor="text1"/>
+          <w:sz w:val="28"/>
+          <w:szCs w:val="28"/>
+          <w:cs/>
+          <w:lang w:val="en-US"/>
+        </w:rPr>
+        <w:t xml:space="preserve">/मानक </w:t>
+      </w:r>
+      <w:proofErr w:type="spellStart"/>
+      <w:r>
+        <w:rPr>
+          <w:rFonts w:ascii="Kokila" w:eastAsia="Palanquin Dark" w:hAnsi="Kokila" w:cs="Kokila" w:hint="cs"/>
+          <w:b/>
+          <w:bCs/>
+          <w:color w:val="000000" w:themeColor="text1"/>
+          <w:sz w:val="28"/>
+          <w:szCs w:val="28"/>
+          <w:cs/>
+          <w:lang w:val="en-US"/>
+        </w:rPr>
+        <w:t>फॉर्म</w:t>
+      </w:r>
+      <w:proofErr w:type="spellEnd"/>
+      <w:r>
+        <w:rPr>
+          <w:rFonts w:ascii="Kokila" w:eastAsia="Palanquin Dark" w:hAnsi="Kokila" w:cs="Kokila" w:hint="cs"/>
+          <w:b/>
+          <w:bCs/>
+          <w:color w:val="000000" w:themeColor="text1"/>
+          <w:sz w:val="28"/>
+          <w:szCs w:val="28"/>
+          <w:cs/>
+          <w:lang w:val="en-US"/>
+        </w:rPr>
+        <w:t>/</w:t>
       </w:r>
       <w:r>
         <w:rPr>
@@ -816,6 +855,7 @@
         </w:rPr>
         <w:t>[</w:t>
       </w:r>
+      <w:proofErr w:type="spellStart"/>
       <w:r>
         <w:rPr>
           <w:rFonts w:ascii="Kokila" w:eastAsia="Palanquin Dark" w:hAnsi="Kokila" w:cs="Kokila"/>
@@ -826,6 +866,17 @@
         </w:rPr>
         <w:t>Unit</w:t>
       </w:r>
+      <w:r>
+        <w:rPr>
+          <w:rFonts w:ascii="Kokila" w:eastAsia="Palanquin Dark" w:hAnsi="Kokila" w:cs="Kokila" w:hint="cs"/>
+          <w:b/>
+          <w:color w:val="000000" w:themeColor="text1"/>
+          <w:sz w:val="28"/>
+          <w:szCs w:val="28"/>
+        </w:rPr>
+        <w:t>Number</w:t>
+      </w:r>
+      <w:proofErr w:type="spellEnd"/>
       <w:r>
         <w:rPr>
           <w:rFonts w:ascii="Kokila" w:eastAsia="Palanquin Dark" w:hAnsi="Kokila" w:cs="Kokila"/>
@@ -1148,42 +1199,8 @@
           <w:sz w:val="28"/>
           <w:szCs w:val="28"/>
         </w:rPr>
-        <w:t xml:space="preserve">SSE </w:t>
-      </w:r>
-      <w:proofErr w:type="spellStart"/>
-      <w:r>
-        <w:rPr>
-          <w:rFonts w:ascii="Kokila" w:eastAsia="Palanquin Dark" w:hAnsi="Kokila" w:cs="Kokila"/>
-          <w:b/>
-          <w:color w:val="000000" w:themeColor="text1"/>
-          <w:sz w:val="28"/>
-          <w:szCs w:val="28"/>
-        </w:rPr>
-        <w:t>PWAY</w:t>
-      </w:r>
-      <w:proofErr w:type="spellEnd"/>
-      <w:r>
-        <w:rPr>
-          <w:rFonts w:ascii="Kokila" w:eastAsia="Palanquin Dark" w:hAnsi="Kokila" w:cs="Kokila"/>
-          <w:b/>
-          <w:color w:val="000000" w:themeColor="text1"/>
-          <w:sz w:val="28"/>
-          <w:szCs w:val="28"/>
-        </w:rPr>
-        <w:t xml:space="preserve"> </w:t>
-      </w:r>
-      <w:proofErr w:type="spellStart"/>
-      <w:r>
-        <w:rPr>
-          <w:rFonts w:ascii="Kokila" w:eastAsia="Palanquin Dark" w:hAnsi="Kokila" w:cs="Kokila"/>
-          <w:b/>
-          <w:color w:val="000000" w:themeColor="text1"/>
-          <w:sz w:val="28"/>
-          <w:szCs w:val="28"/>
-        </w:rPr>
-        <w:t>SGAM</w:t>
-      </w:r>
-      <w:proofErr w:type="spellEnd"/>
+        <w:t>SSE PWAY SGAM</w:t>
+      </w:r>
     </w:p>
     <w:p>
       <w:pPr>
@@ -1785,13 +1802,84 @@
       </w:r>
       <w:r>
         <w:rPr>
-          <w:rFonts w:ascii="Kokila" w:eastAsia="Palanquin Dark" w:hAnsi="Kokila" w:cs="Kokila"/>
-          <w:color w:val="000000" w:themeColor="text1"/>
-          <w:sz w:val="24"/>
-          <w:szCs w:val="24"/>
-          <w:cs/>
-        </w:rPr>
-        <w:t xml:space="preserve">अधीन एस.एस.ई.(पी.वे.) सरईग्राम (कार्यालय जिसमे काम करते हो) एस.एस.ई.(पी.वे.) सरईग्राम को </w:t>
+          <w:rFonts w:ascii="Kokila" w:eastAsia="Palanquin Dark" w:hAnsi="Kokila" w:cs="Kokila" w:hint="cs"/>
+          <w:color w:val="000000" w:themeColor="text1"/>
+          <w:sz w:val="24"/>
+          <w:szCs w:val="24"/>
+        </w:rPr>
+        <w:t xml:space="preserve">PF- </w:t>
+      </w:r>
+      <w:r>
+        <w:rPr>
+          <w:rFonts w:ascii="Kokila" w:eastAsia="Palanquin Dark" w:hAnsi="Kokila" w:cs="Kokila" w:hint="cs"/>
+          <w:color w:val="000000" w:themeColor="text1"/>
+          <w:sz w:val="24"/>
+          <w:szCs w:val="24"/>
+        </w:rPr>
+        <w:t>[PF number]</w:t>
+      </w:r>
+      <w:r>
+        <w:rPr>
+          <w:rFonts w:ascii="Kokila" w:eastAsia="Palanquin Dark" w:hAnsi="Kokila" w:cs="Kokila" w:hint="cs"/>
+          <w:color w:val="000000" w:themeColor="text1"/>
+          <w:sz w:val="24"/>
+          <w:szCs w:val="24"/>
+        </w:rPr>
+        <w:t xml:space="preserve"> </w:t>
+      </w:r>
+      <w:r>
+        <w:rPr>
+          <w:rFonts w:ascii="Kokila" w:eastAsia="Palanquin Dark" w:hAnsi="Kokila" w:cs="Kokila"/>
+          <w:color w:val="000000" w:themeColor="text1"/>
+          <w:sz w:val="24"/>
+          <w:szCs w:val="24"/>
+          <w:cs/>
+        </w:rPr>
+        <w:t xml:space="preserve">अधीन </w:t>
+      </w:r>
+      <w:proofErr w:type="spellStart"/>
+      <w:r>
+        <w:rPr>
+          <w:rFonts w:ascii="Kokila" w:eastAsia="Palanquin Dark" w:hAnsi="Kokila" w:cs="Kokila"/>
+          <w:color w:val="000000" w:themeColor="text1"/>
+          <w:sz w:val="24"/>
+          <w:szCs w:val="24"/>
+          <w:cs/>
+        </w:rPr>
+        <w:t>एस.एस.ई</w:t>
+      </w:r>
+      <w:proofErr w:type="spellEnd"/>
+      <w:r>
+        <w:rPr>
+          <w:rFonts w:ascii="Kokila" w:eastAsia="Palanquin Dark" w:hAnsi="Kokila" w:cs="Kokila"/>
+          <w:color w:val="000000" w:themeColor="text1"/>
+          <w:sz w:val="24"/>
+          <w:szCs w:val="24"/>
+          <w:cs/>
+        </w:rPr>
+        <w:t>.(</w:t>
+      </w:r>
+      <w:proofErr w:type="spellStart"/>
+      <w:r>
+        <w:rPr>
+          <w:rFonts w:ascii="Kokila" w:eastAsia="Palanquin Dark" w:hAnsi="Kokila" w:cs="Kokila"/>
+          <w:color w:val="000000" w:themeColor="text1"/>
+          <w:sz w:val="24"/>
+          <w:szCs w:val="24"/>
+          <w:cs/>
+        </w:rPr>
+        <w:t>पी.वे</w:t>
+      </w:r>
+      <w:proofErr w:type="spellEnd"/>
+      <w:r>
+        <w:rPr>
+          <w:rFonts w:ascii="Kokila" w:eastAsia="Palanquin Dark" w:hAnsi="Kokila" w:cs="Kokila"/>
+          <w:color w:val="000000" w:themeColor="text1"/>
+          <w:sz w:val="24"/>
+          <w:szCs w:val="24"/>
+          <w:cs/>
+        </w:rPr>
+        <w:t xml:space="preserve">.) सरईग्राम (कार्यालय जिसमे काम करते हो) एस.एस.ई.(पी.वे.) सरईग्राम को </w:t>
       </w:r>
       <w:r>
         <w:rPr>
@@ -1811,19 +1899,7 @@
           <w:szCs w:val="24"/>
           <w:cs/>
         </w:rPr>
-        <w:t xml:space="preserve"> सूचित किया जाता है कि निम्न स्वहस्ताक्षारी </w:t>
-      </w:r>
-      <w:bookmarkStart w:id="0" w:name="_GoBack"/>
-      <w:bookmarkEnd w:id="0"/>
-      <w:r>
-        <w:rPr>
-          <w:rFonts w:ascii="Kokila" w:eastAsia="Palanquin Dark" w:hAnsi="Kokila" w:cs="Kokila"/>
-          <w:color w:val="000000" w:themeColor="text1"/>
-          <w:sz w:val="24"/>
-          <w:szCs w:val="24"/>
-          <w:cs/>
-        </w:rPr>
-        <w:t>द्वारा उसके विरुद्ध रेल सेवक (अनुशासन और अपील) नियम</w:t>
+        <w:t xml:space="preserve"> सूचित किया जाता है कि निम्न स्वहस्ताक्षारी द्वारा उसके विरुद्ध रेल सेवक (अनुशासन और अपील) नियम</w:t>
       </w:r>
       <w:r>
         <w:rPr>
@@ -1940,38 +2016,17 @@
           <w:sz w:val="24"/>
           <w:szCs w:val="24"/>
         </w:rPr>
-        <w:t xml:space="preserve">OFFICE IN WHICH </w:t>
-      </w:r>
-      <w:proofErr w:type="gramStart"/>
-      <w:r>
-        <w:rPr>
-          <w:rFonts w:ascii="Kokila" w:hAnsi="Kokila" w:cs="Kokila"/>
-          <w:color w:val="000000" w:themeColor="text1"/>
-          <w:sz w:val="24"/>
-          <w:szCs w:val="24"/>
-        </w:rPr>
-        <w:t>WORKING</w:t>
-      </w:r>
-      <w:r>
-        <w:rPr>
-          <w:rFonts w:ascii="Kokila" w:hAnsi="Kokila" w:cs="Kokila"/>
-          <w:color w:val="000000" w:themeColor="text1"/>
-          <w:sz w:val="24"/>
-          <w:szCs w:val="24"/>
-          <w:cs/>
-        </w:rPr>
-        <w:t>).................</w:t>
-      </w:r>
-      <w:proofErr w:type="gramEnd"/>
-      <w:r>
-        <w:rPr>
-          <w:rFonts w:ascii="Kokila" w:hAnsi="Kokila" w:cs="Kokila"/>
-          <w:color w:val="000000" w:themeColor="text1"/>
-          <w:sz w:val="24"/>
-          <w:szCs w:val="24"/>
-          <w:cs/>
-        </w:rPr>
-        <w:t xml:space="preserve"> </w:t>
+        <w:t>OFFICE IN WHICH WORKING</w:t>
+      </w:r>
+      <w:r>
+        <w:rPr>
+          <w:rFonts w:ascii="Kokila" w:hAnsi="Kokila" w:cs="Kokila"/>
+          <w:color w:val="000000" w:themeColor="text1"/>
+          <w:sz w:val="24"/>
+          <w:szCs w:val="24"/>
+          <w:cs/>
+        </w:rPr>
+        <w:t xml:space="preserve">)................. </w:t>
       </w:r>
       <w:r>
         <w:rPr>
@@ -2388,7 +2443,51 @@
           <w:szCs w:val="24"/>
           <w:cs/>
         </w:rPr>
-        <w:t>अधीन एस.एस.ई.(पी.वे.) सरईग्राम को एतद</w:t>
+        <w:t xml:space="preserve">अधीन </w:t>
+      </w:r>
+      <w:proofErr w:type="spellStart"/>
+      <w:r>
+        <w:rPr>
+          <w:rFonts w:ascii="Kokila" w:eastAsia="Palanquin Dark" w:hAnsi="Kokila" w:cs="Kokila"/>
+          <w:color w:val="000000" w:themeColor="text1"/>
+          <w:sz w:val="24"/>
+          <w:szCs w:val="24"/>
+          <w:cs/>
+        </w:rPr>
+        <w:t>एस.एस.ई</w:t>
+      </w:r>
+      <w:proofErr w:type="spellEnd"/>
+      <w:r>
+        <w:rPr>
+          <w:rFonts w:ascii="Kokila" w:eastAsia="Palanquin Dark" w:hAnsi="Kokila" w:cs="Kokila"/>
+          <w:color w:val="000000" w:themeColor="text1"/>
+          <w:sz w:val="24"/>
+          <w:szCs w:val="24"/>
+          <w:cs/>
+        </w:rPr>
+        <w:t>.(</w:t>
+      </w:r>
+      <w:proofErr w:type="spellStart"/>
+      <w:r>
+        <w:rPr>
+          <w:rFonts w:ascii="Kokila" w:eastAsia="Palanquin Dark" w:hAnsi="Kokila" w:cs="Kokila"/>
+          <w:color w:val="000000" w:themeColor="text1"/>
+          <w:sz w:val="24"/>
+          <w:szCs w:val="24"/>
+          <w:cs/>
+        </w:rPr>
+        <w:t>पी.वे</w:t>
+      </w:r>
+      <w:proofErr w:type="spellEnd"/>
+      <w:r>
+        <w:rPr>
+          <w:rFonts w:ascii="Kokila" w:eastAsia="Palanquin Dark" w:hAnsi="Kokila" w:cs="Kokila"/>
+          <w:color w:val="000000" w:themeColor="text1"/>
+          <w:sz w:val="24"/>
+          <w:szCs w:val="24"/>
+          <w:cs/>
+        </w:rPr>
+        <w:t>.) सरईग्राम को एतद</w:t>
       </w:r>
       <w:r>
         <w:rPr>
@@ -2783,7 +2882,29 @@
           <w:szCs w:val="24"/>
           <w:cs/>
         </w:rPr>
-        <w:t>अधीन एस.एस.ई.(पी.वे.) सरईग्राम पैरा</w:t>
+        <w:t xml:space="preserve">अधीन एस.एस.ई.(पी.वे.) </w:t>
+      </w:r>
+      <w:proofErr w:type="spellStart"/>
+      <w:r>
+        <w:rPr>
+          <w:rFonts w:ascii="Kokila" w:eastAsia="Palanquin Dark" w:hAnsi="Kokila" w:cs="Kokila"/>
+          <w:color w:val="000000" w:themeColor="text1"/>
+          <w:sz w:val="24"/>
+          <w:szCs w:val="24"/>
+          <w:cs/>
+        </w:rPr>
+        <w:t>सरईग्राम</w:t>
+      </w:r>
+      <w:proofErr w:type="spellEnd"/>
+      <w:r>
+        <w:rPr>
+          <w:rFonts w:ascii="Kokila" w:eastAsia="Palanquin Dark" w:hAnsi="Kokila" w:cs="Kokila"/>
+          <w:color w:val="000000" w:themeColor="text1"/>
+          <w:sz w:val="24"/>
+          <w:szCs w:val="24"/>
+          <w:cs/>
+        </w:rPr>
+        <w:t xml:space="preserve"> पैरा</w:t>
       </w:r>
       <w:r>
         <w:rPr>
@@ -2802,7 +2923,29 @@
           <w:szCs w:val="24"/>
           <w:cs/>
         </w:rPr>
-        <w:t>में विनिर्दिष्ट अवधि के भीतर अभ्यावेदन प्रस्तुत नहीं करते तो यह मान लिया जाय</w:t>
+        <w:t xml:space="preserve">में </w:t>
+      </w:r>
+      <w:proofErr w:type="spellStart"/>
+      <w:r>
+        <w:rPr>
+          <w:rFonts w:ascii="Kokila" w:eastAsia="Palanquin Dark" w:hAnsi="Kokila" w:cs="Kokila"/>
+          <w:color w:val="000000" w:themeColor="text1"/>
+          <w:sz w:val="24"/>
+          <w:szCs w:val="24"/>
+          <w:cs/>
+        </w:rPr>
+        <w:t>विनिर्दिष्ट</w:t>
+      </w:r>
+      <w:proofErr w:type="spellEnd"/>
+      <w:r>
+        <w:rPr>
+          <w:rFonts w:ascii="Kokila" w:eastAsia="Palanquin Dark" w:hAnsi="Kokila" w:cs="Kokila"/>
+          <w:color w:val="000000" w:themeColor="text1"/>
+          <w:sz w:val="24"/>
+          <w:szCs w:val="24"/>
+          <w:cs/>
+        </w:rPr>
+        <w:t xml:space="preserve"> अवधि के भीतर अभ्यावेदन प्रस्तुत नहीं करते तो यह मान लिया जाय</w:t>
       </w:r>
       <w:r>
         <w:rPr>
@@ -3993,7 +4136,6 @@
               </w:rPr>
               <w:t>(</w:t>
             </w:r>
-            <w:proofErr w:type="gramStart"/>
             <w:r>
               <w:rPr>
                 <w:rFonts w:ascii="Kokila" w:hAnsi="Kokila" w:cs="Kokila"/>
@@ -4030,7 +4172,6 @@
               </w:rPr>
               <w:t>)</w:t>
             </w:r>
-            <w:proofErr w:type="spellStart"/>
             <w:r>
               <w:rPr>
                 <w:rFonts w:ascii="Kokila" w:hAnsi="Kokila" w:cs="Kokila"/>
@@ -4039,8 +4180,6 @@
               </w:rPr>
               <w:t>SGAM</w:t>
             </w:r>
-            <w:proofErr w:type="spellEnd"/>
-            <w:proofErr w:type="gramEnd"/>
           </w:p>
           <w:p>
             <w:pPr>
@@ -4447,13 +4586,66 @@
       </w:r>
       <w:r>
         <w:rPr>
-          <w:rFonts w:ascii="Kokila" w:eastAsia="Palanquin Dark" w:hAnsi="Kokila" w:cs="Kokila"/>
-          <w:color w:val="000000" w:themeColor="text1"/>
-          <w:sz w:val="24"/>
-          <w:szCs w:val="24"/>
-          <w:cs/>
-        </w:rPr>
-        <w:t>अधीन एस.एस.ई.(पी.वे.) सरईग्राम</w:t>
+          <w:rFonts w:ascii="Kokila" w:eastAsia="Palanquin Dark" w:hAnsi="Kokila" w:cs="Kokila" w:hint="cs"/>
+          <w:color w:val="000000" w:themeColor="text1"/>
+          <w:sz w:val="24"/>
+          <w:szCs w:val="24"/>
+        </w:rPr>
+        <w:t xml:space="preserve">PF- [PF number] </w:t>
+      </w:r>
+      <w:r>
+        <w:rPr>
+          <w:rFonts w:ascii="Kokila" w:eastAsia="Palanquin Dark" w:hAnsi="Kokila" w:cs="Kokila"/>
+          <w:color w:val="000000" w:themeColor="text1"/>
+          <w:sz w:val="24"/>
+          <w:szCs w:val="24"/>
+          <w:cs/>
+        </w:rPr>
+        <w:t xml:space="preserve">अधीन </w:t>
+      </w:r>
+      <w:proofErr w:type="spellStart"/>
+      <w:r>
+        <w:rPr>
+          <w:rFonts w:ascii="Kokila" w:eastAsia="Palanquin Dark" w:hAnsi="Kokila" w:cs="Kokila"/>
+          <w:color w:val="000000" w:themeColor="text1"/>
+          <w:sz w:val="24"/>
+          <w:szCs w:val="24"/>
+          <w:cs/>
+        </w:rPr>
+        <w:t>एस.एस.ई</w:t>
+      </w:r>
+      <w:proofErr w:type="spellEnd"/>
+      <w:r>
+        <w:rPr>
+          <w:rFonts w:ascii="Kokila" w:eastAsia="Palanquin Dark" w:hAnsi="Kokila" w:cs="Kokila"/>
+          <w:color w:val="000000" w:themeColor="text1"/>
+          <w:sz w:val="24"/>
+          <w:szCs w:val="24"/>
+          <w:cs/>
+        </w:rPr>
+        <w:t>.(</w:t>
+      </w:r>
+      <w:proofErr w:type="spellStart"/>
+      <w:r>
+        <w:rPr>
+          <w:rFonts w:ascii="Kokila" w:eastAsia="Palanquin Dark" w:hAnsi="Kokila" w:cs="Kokila"/>
+          <w:color w:val="000000" w:themeColor="text1"/>
+          <w:sz w:val="24"/>
+          <w:szCs w:val="24"/>
+          <w:cs/>
+        </w:rPr>
+        <w:t>पी.वे</w:t>
+      </w:r>
+      <w:proofErr w:type="spellEnd"/>
+      <w:r>
+        <w:rPr>
+          <w:rFonts w:ascii="Kokila" w:eastAsia="Palanquin Dark" w:hAnsi="Kokila" w:cs="Kokila"/>
+          <w:color w:val="000000" w:themeColor="text1"/>
+          <w:sz w:val="24"/>
+          <w:szCs w:val="24"/>
+          <w:cs/>
+        </w:rPr>
+        <w:t>.) सरईग्राम</w:t>
       </w:r>
     </w:p>
     <w:p>
@@ -4650,7 +4842,7 @@
 </file>
 
 <file path=word/numbering.xml><?xml version="1.0" encoding="utf-8"?>
-<w:numbering xmlns:wpc="http://schemas.microsoft.com/office/word/2010/wordprocessingCanvas" xmlns:cx="http://schemas.microsoft.com/office/drawing/2014/chartex" xmlns:mc="http://schemas.openxmlformats.org/markup-compatibility/2006" xmlns:o="urn:schemas-microsoft-com:office:office" xmlns:r="http://schemas.openxmlformats.org/officeDocument/2006/relationships" xmlns:m="http://schemas.openxmlformats.org/officeDocument/2006/math" xmlns:v="urn:schemas-microsoft-com:vml" xmlns:wp14="http://schemas.microsoft.com/office/word/2010/wordprocessingDrawing" xmlns:wp="http://schemas.openxmlformats.org/drawingml/2006/wordprocessingDrawing" xmlns:w10="urn:schemas-microsoft-com:office:word" xmlns:w="http://schemas.openxmlformats.org/wordprocessingml/2006/main" xmlns:w14="http://schemas.microsoft.com/office/word/2010/wordml" xmlns:w15="http://schemas.microsoft.com/office/word/2012/wordml" xmlns:w16se="http://schemas.microsoft.com/office/word/2015/wordml/symex" xmlns:wpg="http://schemas.microsoft.com/office/word/2010/wordprocessingGroup" xmlns:wpi="http://schemas.microsoft.com/office/word/2010/wordprocessingInk" xmlns:wne="http://schemas.microsoft.com/office/word/2006/wordml" xmlns:wps="http://schemas.microsoft.com/office/word/2010/wordprocessingShape" mc:Ignorable="w14 w15 w16se wp14">
+<w:numbering xmlns:wpc="http://schemas.microsoft.com/office/word/2010/wordprocessingCanvas" xmlns:cx="http://schemas.microsoft.com/office/drawing/2014/chartex" xmlns:cx1="http://schemas.microsoft.com/office/drawing/2015/9/8/chartex" xmlns:cx2="http://schemas.microsoft.com/office/drawing/2015/10/21/chartex" xmlns:cx3="http://schemas.microsoft.com/office/drawing/2016/5/9/chartex" xmlns:cx4="http://schemas.microsoft.com/office/drawing/2016/5/10/chartex" xmlns:cx5="http://schemas.microsoft.com/office/drawing/2016/5/11/chartex" xmlns:cx6="http://schemas.microsoft.com/office/drawing/2016/5/12/chartex" xmlns:cx7="http://schemas.microsoft.com/office/drawing/2016/5/13/chartex" xmlns:cx8="http://schemas.microsoft.com/office/drawing/2016/5/14/chartex" xmlns:mc="http://schemas.openxmlformats.org/markup-compatibility/2006" xmlns:aink="http://schemas.microsoft.com/office/drawing/2016/ink" xmlns:am3d="http://schemas.microsoft.com/office/drawing/2017/model3d" xmlns:o="urn:schemas-microsoft-com:office:office" xmlns:oel="http://schemas.microsoft.com/office/2019/extlst" xmlns:r="http://schemas.openxmlformats.org/officeDocument/2006/relationships" xmlns:m="http://schemas.openxmlformats.org/officeDocument/2006/math" xmlns:v="urn:schemas-microsoft-com:vml" xmlns:wp14="http://schemas.microsoft.com/office/word/2010/wordprocessingDrawing" xmlns:wp="http://schemas.openxmlformats.org/drawingml/2006/wordprocessingDrawing" xmlns:w10="urn:schemas-microsoft-com:office:word" xmlns:w="http://schemas.openxmlformats.org/wordprocessingml/2006/main" xmlns:w14="http://schemas.microsoft.com/office/word/2010/wordml" xmlns:w15="http://schemas.microsoft.com/office/word/2012/wordml" xmlns:w16cex="http://schemas.microsoft.com/office/word/2018/wordml/cex" xmlns:w16cid="http://schemas.microsoft.com/office/word/2016/wordml/cid" xmlns:w16="http://schemas.microsoft.com/office/word/2018/wordml" xmlns:w16du="http://schemas.microsoft.com/office/word/2023/wordml/word16du" xmlns:w16sdtdh="http://schemas.microsoft.com/office/word/2020/wordml/sdtdatahash" xmlns:w16sdtfl="http://schemas.microsoft.com/office/word/2024/wordml/sdtformatlock" xmlns:w16se="http://schemas.microsoft.com/office/word/2015/wordml/symex" xmlns:wpg="http://schemas.microsoft.com/office/word/2010/wordprocessingGroup" xmlns:wpi="http://schemas.microsoft.com/office/word/2010/wordprocessingInk" xmlns:wne="http://schemas.microsoft.com/office/word/2006/wordml" xmlns:wps="http://schemas.microsoft.com/office/word/2010/wordprocessingShape" mc:Ignorable="w14 w15 w16se w16cid w16 w16cex w16sdtdh w16sdtfl w16du wp14">
   <w:abstractNum w:abstractNumId="0" w15:restartNumberingAfterBreak="0">
     <w:nsid w:val="4ABC6080"/>
     <w:multiLevelType w:val="multilevel"/>
@@ -4741,14 +4933,14 @@
       </w:pPr>
     </w:lvl>
   </w:abstractNum>
-  <w:num w:numId="1">
+  <w:num w:numId="1" w16cid:durableId="871773492">
     <w:abstractNumId w:val="0"/>
   </w:num>
 </w:numbering>
 </file>
 
 <file path=word/styles.xml><?xml version="1.0" encoding="utf-8"?>
-<w:styles xmlns:mc="http://schemas.openxmlformats.org/markup-compatibility/2006" xmlns:r="http://schemas.openxmlformats.org/officeDocument/2006/relationships" xmlns:w="http://schemas.openxmlformats.org/wordprocessingml/2006/main" xmlns:w14="http://schemas.microsoft.com/office/word/2010/wordml" xmlns:w15="http://schemas.microsoft.com/office/word/2012/wordml" xmlns:w16se="http://schemas.microsoft.com/office/word/2015/wordml/symex" mc:Ignorable="w14 w15 w16se">
+<w:styles xmlns:mc="http://schemas.openxmlformats.org/markup-compatibility/2006" xmlns:r="http://schemas.openxmlformats.org/officeDocument/2006/relationships" xmlns:w="http://schemas.openxmlformats.org/wordprocessingml/2006/main" xmlns:w14="http://schemas.microsoft.com/office/word/2010/wordml" xmlns:w15="http://schemas.microsoft.com/office/word/2012/wordml" xmlns:w16cex="http://schemas.microsoft.com/office/word/2018/wordml/cex" xmlns:w16cid="http://schemas.microsoft.com/office/word/2016/wordml/cid" xmlns:w16="http://schemas.microsoft.com/office/word/2018/wordml" xmlns:w16du="http://schemas.microsoft.com/office/word/2023/wordml/word16du" xmlns:w16sdtdh="http://schemas.microsoft.com/office/word/2020/wordml/sdtdatahash" xmlns:w16sdtfl="http://schemas.microsoft.com/office/word/2024/wordml/sdtformatlock" xmlns:w16se="http://schemas.microsoft.com/office/word/2015/wordml/symex" mc:Ignorable="w14 w15 w16se w16cid w16 w16cex w16sdtdh w16sdtfl w16du">
   <w:docDefaults>
     <w:rPrDefault>
       <w:rPr>
@@ -4764,7 +4956,7 @@
       </w:pPr>
     </w:pPrDefault>
   </w:docDefaults>
-  <w:latentStyles w:defLockedState="0" w:defUIPriority="99" w:defSemiHidden="0" w:defUnhideWhenUsed="0" w:defQFormat="0" w:count="371">
+  <w:latentStyles w:defLockedState="0" w:defUIPriority="99" w:defSemiHidden="0" w:defUnhideWhenUsed="0" w:defQFormat="0" w:count="376">
     <w:lsdException w:name="Normal" w:uiPriority="0" w:qFormat="1"/>
     <w:lsdException w:name="heading 1" w:uiPriority="9" w:qFormat="1"/>
     <w:lsdException w:name="heading 2" w:semiHidden="1" w:uiPriority="9" w:unhideWhenUsed="1" w:qFormat="1"/>
@@ -5136,6 +5328,11 @@
     <w:lsdException w:name="List Table 5 Dark Accent 6" w:uiPriority="50"/>
     <w:lsdException w:name="List Table 6 Colorful Accent 6" w:uiPriority="51"/>
     <w:lsdException w:name="List Table 7 Colorful Accent 6" w:uiPriority="52"/>
+    <w:lsdException w:name="Mention" w:semiHidden="1" w:unhideWhenUsed="1"/>
+    <w:lsdException w:name="Smart Hyperlink" w:semiHidden="1" w:unhideWhenUsed="1"/>
+    <w:lsdException w:name="Hashtag" w:semiHidden="1" w:unhideWhenUsed="1"/>
+    <w:lsdException w:name="Unresolved Mention" w:semiHidden="1" w:unhideWhenUsed="1"/>
+    <w:lsdException w:name="Smart Link" w:semiHidden="1" w:unhideWhenUsed="1"/>
   </w:latentStyles>
   <w:style w:type="paragraph" w:default="1" w:styleId="Normal">
     <w:name w:val="Normal"/>
@@ -5678,7 +5875,7 @@
 <ds:datastoreItem xmlns:ds="http://schemas.openxmlformats.org/officeDocument/2006/customXml" ds:itemID="{11111111-1234-1234-1234-123412341234}">
   <ds:schemaRefs>
     <ds:schemaRef ds:uri="http://customooxmlschemas.google.com/"/>
-    <ds:schemaRef ds:uri="http://schemas.openxmlformats.org/officeDocument/2006/relationships"/>
+    <ds:schemaRef ds:uri="http://www.w3.org/2000/xmlns/"/>
   </ds:schemaRefs>
 </ds:datastoreItem>
 </file>
--- a/assets/SF-11 temp.docx
+++ b/assets/SF-11 temp.docx
@@ -90,7 +90,6 @@
           <w:tag w:val="goog_rdk_0"/>
           <w:id w:val="19905032"/>
         </w:sdtPr>
-        <w:sdtEndPr/>
         <w:sdtContent>
           <w:r>
             <w:rPr>
@@ -228,7 +227,6 @@
           <w:tag w:val="goog_rdk_1"/>
           <w:id w:val="19905033"/>
         </w:sdtPr>
-        <w:sdtEndPr/>
         <w:sdtContent>
           <w:r>
             <w:rPr>
@@ -304,7 +302,6 @@
           <w:tag w:val="goog_rdk_2"/>
           <w:id w:val="19905034"/>
         </w:sdtPr>
-        <w:sdtEndPr/>
         <w:sdtContent>
           <w:r>
             <w:rPr>
@@ -343,7 +340,6 @@
           <w:tag w:val="goog_rdk_3"/>
           <w:id w:val="19905035"/>
         </w:sdtPr>
-        <w:sdtEndPr/>
         <w:sdtContent>
           <w:r>
             <w:rPr>
@@ -602,6 +598,7 @@
         </w:rPr>
         <w:tab/>
       </w:r>
+      <w:proofErr w:type="spellStart"/>
       <w:r>
         <w:rPr>
           <w:rFonts w:ascii="Kokila" w:eastAsia="Palanquin Dark" w:hAnsi="Kokila" w:cs="Kokila"/>
@@ -613,6 +610,7 @@
         </w:rPr>
         <w:t>सं</w:t>
       </w:r>
+      <w:proofErr w:type="spellEnd"/>
       <w:r>
         <w:rPr>
           <w:rFonts w:ascii="Kokila" w:eastAsia="Palanquin Dark" w:hAnsi="Kokila" w:cs="Kokila"/>
@@ -1816,7 +1814,45 @@
           <w:sz w:val="24"/>
           <w:szCs w:val="24"/>
         </w:rPr>
-        <w:t>[PF number]</w:t>
+        <w:t>[</w:t>
+      </w:r>
+      <w:proofErr w:type="spellStart"/>
+      <w:r>
+        <w:rPr>
+          <w:rFonts w:ascii="Kokila" w:eastAsia="Palanquin Dark" w:hAnsi="Kokila" w:cs="Kokila" w:hint="cs"/>
+          <w:color w:val="000000" w:themeColor="text1"/>
+          <w:sz w:val="24"/>
+          <w:szCs w:val="24"/>
+        </w:rPr>
+        <w:t>PF</w:t>
+      </w:r>
+      <w:r>
+        <w:rPr>
+          <w:rFonts w:ascii="Kokila" w:eastAsia="Palanquin Dark" w:hAnsi="Kokila" w:cs="Kokila"/>
+          <w:color w:val="000000" w:themeColor="text1"/>
+          <w:sz w:val="24"/>
+          <w:szCs w:val="24"/>
+        </w:rPr>
+        <w:t>N</w:t>
+      </w:r>
+      <w:r>
+        <w:rPr>
+          <w:rFonts w:ascii="Kokila" w:eastAsia="Palanquin Dark" w:hAnsi="Kokila" w:cs="Kokila" w:hint="cs"/>
+          <w:color w:val="000000" w:themeColor="text1"/>
+          <w:sz w:val="24"/>
+          <w:szCs w:val="24"/>
+        </w:rPr>
+        <w:t>umber</w:t>
+      </w:r>
+      <w:proofErr w:type="spellEnd"/>
+      <w:r>
+        <w:rPr>
+          <w:rFonts w:ascii="Kokila" w:eastAsia="Palanquin Dark" w:hAnsi="Kokila" w:cs="Kokila" w:hint="cs"/>
+          <w:color w:val="000000" w:themeColor="text1"/>
+          <w:sz w:val="24"/>
+          <w:szCs w:val="24"/>
+        </w:rPr>
+        <w:t>]</w:t>
       </w:r>
       <w:r>
         <w:rPr>
@@ -3931,7 +3967,6 @@
                 <w:tag w:val="goog_rdk_14"/>
                 <w:id w:val="19905040"/>
               </w:sdtPr>
-              <w:sdtEndPr/>
               <w:sdtContent>
                 <w:r>
                   <w:rPr>
@@ -3983,7 +4018,6 @@
                 <w:tag w:val="goog_rdk_15"/>
                 <w:id w:val="19905041"/>
               </w:sdtPr>
-              <w:sdtEndPr/>
               <w:sdtContent>
                 <w:r>
                   <w:rPr>
@@ -4094,7 +4128,6 @@
                 <w:tag w:val="goog_rdk_17"/>
                 <w:id w:val="19905043"/>
               </w:sdtPr>
-              <w:sdtEndPr/>
               <w:sdtContent>
                 <w:r>
                   <w:rPr>
@@ -4198,7 +4231,6 @@
                 <w:tag w:val="goog_rdk_18"/>
                 <w:id w:val="19905044"/>
               </w:sdtPr>
-              <w:sdtEndPr/>
               <w:sdtContent>
                 <w:r>
                   <w:rPr>
@@ -4282,7 +4314,6 @@
           <w:tag w:val="goog_rdk_19"/>
           <w:id w:val="19905045"/>
         </w:sdtPr>
-        <w:sdtEndPr/>
         <w:sdtContent>
           <w:r>
             <w:rPr>
@@ -4591,7 +4622,25 @@
           <w:sz w:val="24"/>
           <w:szCs w:val="24"/>
         </w:rPr>
-        <w:t xml:space="preserve">PF- [PF number] </w:t>
+        <w:t>PF- [PF</w:t>
+      </w:r>
+      <w:r>
+        <w:rPr>
+          <w:rFonts w:ascii="Kokila" w:eastAsia="Palanquin Dark" w:hAnsi="Kokila" w:cs="Kokila"/>
+          <w:color w:val="000000" w:themeColor="text1"/>
+          <w:sz w:val="24"/>
+          <w:szCs w:val="24"/>
+        </w:rPr>
+        <w:t>Nu</w:t>
+      </w:r>
+      <w:r>
+        <w:rPr>
+          <w:rFonts w:ascii="Kokila" w:eastAsia="Palanquin Dark" w:hAnsi="Kokila" w:cs="Kokila" w:hint="cs"/>
+          <w:color w:val="000000" w:themeColor="text1"/>
+          <w:sz w:val="24"/>
+          <w:szCs w:val="24"/>
+        </w:rPr>
+        <w:t xml:space="preserve">mber] </w:t>
       </w:r>
       <w:r>
         <w:rPr>
@@ -4669,7 +4718,6 @@
           <w:tag w:val="goog_rdk_21"/>
           <w:id w:val="19905047"/>
         </w:sdtPr>
-        <w:sdtEndPr/>
         <w:sdtContent>
           <w:r>
             <w:rPr>

--- a/assets/SF-11 temp.docx
+++ b/assets/SF-11 temp.docx
@@ -73,7 +73,7 @@
           <w:color w:val="000000" w:themeColor="text1"/>
           <w:cs/>
         </w:rPr>
-        <w:t xml:space="preserve">                             </w:t>
+        <w:t xml:space="preserve">           </w:t>
       </w:r>
       <w:r>
         <w:rPr>
@@ -90,6 +90,7 @@
           <w:tag w:val="goog_rdk_0"/>
           <w:id w:val="19905032"/>
         </w:sdtPr>
+        <w:sdtEndPr/>
         <w:sdtContent>
           <w:r>
             <w:rPr>
@@ -227,6 +228,7 @@
           <w:tag w:val="goog_rdk_1"/>
           <w:id w:val="19905033"/>
         </w:sdtPr>
+        <w:sdtEndPr/>
         <w:sdtContent>
           <w:r>
             <w:rPr>
@@ -302,6 +304,7 @@
           <w:tag w:val="goog_rdk_2"/>
           <w:id w:val="19905034"/>
         </w:sdtPr>
+        <w:sdtEndPr/>
         <w:sdtContent>
           <w:r>
             <w:rPr>
@@ -340,6 +343,7 @@
           <w:tag w:val="goog_rdk_3"/>
           <w:id w:val="19905035"/>
         </w:sdtPr>
+        <w:sdtEndPr/>
         <w:sdtContent>
           <w:r>
             <w:rPr>
@@ -853,7 +857,6 @@
         </w:rPr>
         <w:t>[</w:t>
       </w:r>
-      <w:proofErr w:type="spellStart"/>
       <w:r>
         <w:rPr>
           <w:rFonts w:ascii="Kokila" w:eastAsia="Palanquin Dark" w:hAnsi="Kokila" w:cs="Kokila"/>
@@ -864,17 +867,6 @@
         </w:rPr>
         <w:t>Unit</w:t>
       </w:r>
-      <w:r>
-        <w:rPr>
-          <w:rFonts w:ascii="Kokila" w:eastAsia="Palanquin Dark" w:hAnsi="Kokila" w:cs="Kokila" w:hint="cs"/>
-          <w:b/>
-          <w:color w:val="000000" w:themeColor="text1"/>
-          <w:sz w:val="28"/>
-          <w:szCs w:val="28"/>
-        </w:rPr>
-        <w:t>Number</w:t>
-      </w:r>
-      <w:proofErr w:type="spellEnd"/>
       <w:r>
         <w:rPr>
           <w:rFonts w:ascii="Kokila" w:eastAsia="Palanquin Dark" w:hAnsi="Kokila" w:cs="Kokila"/>
@@ -1814,45 +1806,7 @@
           <w:sz w:val="24"/>
           <w:szCs w:val="24"/>
         </w:rPr>
-        <w:t>[</w:t>
-      </w:r>
-      <w:proofErr w:type="spellStart"/>
-      <w:r>
-        <w:rPr>
-          <w:rFonts w:ascii="Kokila" w:eastAsia="Palanquin Dark" w:hAnsi="Kokila" w:cs="Kokila" w:hint="cs"/>
-          <w:color w:val="000000" w:themeColor="text1"/>
-          <w:sz w:val="24"/>
-          <w:szCs w:val="24"/>
-        </w:rPr>
-        <w:t>PF</w:t>
-      </w:r>
-      <w:r>
-        <w:rPr>
-          <w:rFonts w:ascii="Kokila" w:eastAsia="Palanquin Dark" w:hAnsi="Kokila" w:cs="Kokila"/>
-          <w:color w:val="000000" w:themeColor="text1"/>
-          <w:sz w:val="24"/>
-          <w:szCs w:val="24"/>
-        </w:rPr>
-        <w:t>N</w:t>
-      </w:r>
-      <w:r>
-        <w:rPr>
-          <w:rFonts w:ascii="Kokila" w:eastAsia="Palanquin Dark" w:hAnsi="Kokila" w:cs="Kokila" w:hint="cs"/>
-          <w:color w:val="000000" w:themeColor="text1"/>
-          <w:sz w:val="24"/>
-          <w:szCs w:val="24"/>
-        </w:rPr>
-        <w:t>umber</w:t>
-      </w:r>
-      <w:proofErr w:type="spellEnd"/>
-      <w:r>
-        <w:rPr>
-          <w:rFonts w:ascii="Kokila" w:eastAsia="Palanquin Dark" w:hAnsi="Kokila" w:cs="Kokila" w:hint="cs"/>
-          <w:color w:val="000000" w:themeColor="text1"/>
-          <w:sz w:val="24"/>
-          <w:szCs w:val="24"/>
-        </w:rPr>
-        <w:t>]</w:t>
+        <w:t>[PF number]</w:t>
       </w:r>
       <w:r>
         <w:rPr>
@@ -3967,6 +3921,7 @@
                 <w:tag w:val="goog_rdk_14"/>
                 <w:id w:val="19905040"/>
               </w:sdtPr>
+              <w:sdtEndPr/>
               <w:sdtContent>
                 <w:r>
                   <w:rPr>
@@ -4018,6 +3973,7 @@
                 <w:tag w:val="goog_rdk_15"/>
                 <w:id w:val="19905041"/>
               </w:sdtPr>
+              <w:sdtEndPr/>
               <w:sdtContent>
                 <w:r>
                   <w:rPr>
@@ -4128,6 +4084,7 @@
                 <w:tag w:val="goog_rdk_17"/>
                 <w:id w:val="19905043"/>
               </w:sdtPr>
+              <w:sdtEndPr/>
               <w:sdtContent>
                 <w:r>
                   <w:rPr>
@@ -4231,6 +4188,7 @@
                 <w:tag w:val="goog_rdk_18"/>
                 <w:id w:val="19905044"/>
               </w:sdtPr>
+              <w:sdtEndPr/>
               <w:sdtContent>
                 <w:r>
                   <w:rPr>
@@ -4314,6 +4272,7 @@
           <w:tag w:val="goog_rdk_19"/>
           <w:id w:val="19905045"/>
         </w:sdtPr>
+        <w:sdtEndPr/>
         <w:sdtContent>
           <w:r>
             <w:rPr>
@@ -4622,25 +4581,7 @@
           <w:sz w:val="24"/>
           <w:szCs w:val="24"/>
         </w:rPr>
-        <w:t>PF- [PF</w:t>
-      </w:r>
-      <w:r>
-        <w:rPr>
-          <w:rFonts w:ascii="Kokila" w:eastAsia="Palanquin Dark" w:hAnsi="Kokila" w:cs="Kokila"/>
-          <w:color w:val="000000" w:themeColor="text1"/>
-          <w:sz w:val="24"/>
-          <w:szCs w:val="24"/>
-        </w:rPr>
-        <w:t>Nu</w:t>
-      </w:r>
-      <w:r>
-        <w:rPr>
-          <w:rFonts w:ascii="Kokila" w:eastAsia="Palanquin Dark" w:hAnsi="Kokila" w:cs="Kokila" w:hint="cs"/>
-          <w:color w:val="000000" w:themeColor="text1"/>
-          <w:sz w:val="24"/>
-          <w:szCs w:val="24"/>
-        </w:rPr>
-        <w:t xml:space="preserve">mber] </w:t>
+        <w:t xml:space="preserve">PF- [PF number] </w:t>
       </w:r>
       <w:r>
         <w:rPr>
@@ -4718,6 +4659,7 @@
           <w:tag w:val="goog_rdk_21"/>
           <w:id w:val="19905047"/>
         </w:sdtPr>
+        <w:sdtEndPr/>
         <w:sdtContent>
           <w:r>
             <w:rPr>

--- a/assets/SF-11 temp.docx
+++ b/assets/SF-11 temp.docx
@@ -1806,7 +1806,45 @@
           <w:sz w:val="24"/>
           <w:szCs w:val="24"/>
         </w:rPr>
-        <w:t>[PF number]</w:t>
+        <w:t>[</w:t>
+      </w:r>
+      <w:proofErr w:type="spellStart"/>
+      <w:r>
+        <w:rPr>
+          <w:rFonts w:ascii="Kokila" w:eastAsia="Palanquin Dark" w:hAnsi="Kokila" w:cs="Kokila" w:hint="cs"/>
+          <w:color w:val="000000" w:themeColor="text1"/>
+          <w:sz w:val="24"/>
+          <w:szCs w:val="24"/>
+        </w:rPr>
+        <w:t>PF</w:t>
+      </w:r>
+      <w:r>
+        <w:rPr>
+          <w:rFonts w:ascii="Kokila" w:eastAsia="Palanquin Dark" w:hAnsi="Kokila" w:cs="Kokila"/>
+          <w:color w:val="000000" w:themeColor="text1"/>
+          <w:sz w:val="24"/>
+          <w:szCs w:val="24"/>
+        </w:rPr>
+        <w:t>N</w:t>
+      </w:r>
+      <w:r>
+        <w:rPr>
+          <w:rFonts w:ascii="Kokila" w:eastAsia="Palanquin Dark" w:hAnsi="Kokila" w:cs="Kokila" w:hint="cs"/>
+          <w:color w:val="000000" w:themeColor="text1"/>
+          <w:sz w:val="24"/>
+          <w:szCs w:val="24"/>
+        </w:rPr>
+        <w:t>umber</w:t>
+      </w:r>
+      <w:proofErr w:type="spellEnd"/>
+      <w:r>
+        <w:rPr>
+          <w:rFonts w:ascii="Kokila" w:eastAsia="Palanquin Dark" w:hAnsi="Kokila" w:cs="Kokila" w:hint="cs"/>
+          <w:color w:val="000000" w:themeColor="text1"/>
+          <w:sz w:val="24"/>
+          <w:szCs w:val="24"/>
+        </w:rPr>
+        <w:t>]</w:t>
       </w:r>
       <w:r>
         <w:rPr>
@@ -4581,7 +4619,25 @@
           <w:sz w:val="24"/>
           <w:szCs w:val="24"/>
         </w:rPr>
-        <w:t xml:space="preserve">PF- [PF number] </w:t>
+        <w:t>PF- [PF</w:t>
+      </w:r>
+      <w:r>
+        <w:rPr>
+          <w:rFonts w:ascii="Kokila" w:eastAsia="Palanquin Dark" w:hAnsi="Kokila" w:cs="Kokila"/>
+          <w:color w:val="000000" w:themeColor="text1"/>
+          <w:sz w:val="24"/>
+          <w:szCs w:val="24"/>
+        </w:rPr>
+        <w:t>N</w:t>
+      </w:r>
+      <w:r>
+        <w:rPr>
+          <w:rFonts w:ascii="Kokila" w:eastAsia="Palanquin Dark" w:hAnsi="Kokila" w:cs="Kokila" w:hint="cs"/>
+          <w:color w:val="000000" w:themeColor="text1"/>
+          <w:sz w:val="24"/>
+          <w:szCs w:val="24"/>
+        </w:rPr>
+        <w:t xml:space="preserve">umber] </w:t>
       </w:r>
       <w:r>
         <w:rPr>
